--- a/WeeklyReport/WeeklyProjectLog-23-10-24.docx
+++ b/WeeklyReport/WeeklyProjectLog-23-10-24.docx
@@ -1101,7 +1101,12 @@
           </w:tcPr>
           <w:p>
             <w:pPr>
+              <w:pStyle w:val="ListParagraph"/>
               <w:widowControl w:val="0"/>
+              <w:numPr>
+                <w:ilvl w:val="0"/>
+                <w:numId w:val="1"/>
+              </w:numPr>
               <w:pBdr>
                 <w:top w:val="nil"/>
                 <w:left w:val="nil"/>
@@ -1116,6 +1121,14 @@
                 <w:szCs w:val="24"/>
               </w:rPr>
             </w:pPr>
+            <w:r>
+              <w:rPr>
+                <w:rFonts w:asciiTheme="majorHAnsi" w:eastAsia="Times New Roman" w:hAnsiTheme="majorHAnsi" w:cstheme="majorHAnsi"/>
+                <w:sz w:val="24"/>
+                <w:szCs w:val="24"/>
+              </w:rPr>
+              <w:t>Get React Frontend draft working</w:t>
+            </w:r>
           </w:p>
         </w:tc>
       </w:tr>

--- a/WeeklyReport/WeeklyProjectLog-23-10-24.docx
+++ b/WeeklyReport/WeeklyProjectLog-23-10-24.docx
@@ -372,7 +372,23 @@
                 <w:sz w:val="24"/>
                 <w:szCs w:val="24"/>
               </w:rPr>
-              <w:t>Pster Draft Finished</w:t>
+              <w:t>P</w:t>
+            </w:r>
+            <w:r>
+              <w:rPr>
+                <w:rFonts w:asciiTheme="majorHAnsi" w:eastAsia="Times New Roman" w:hAnsiTheme="majorHAnsi" w:cstheme="majorHAnsi"/>
+                <w:sz w:val="24"/>
+                <w:szCs w:val="24"/>
+              </w:rPr>
+              <w:t>os</w:t>
+            </w:r>
+            <w:r>
+              <w:rPr>
+                <w:rFonts w:asciiTheme="majorHAnsi" w:eastAsia="Times New Roman" w:hAnsiTheme="majorHAnsi" w:cstheme="majorHAnsi"/>
+                <w:sz w:val="24"/>
+                <w:szCs w:val="24"/>
+              </w:rPr>
+              <w:t>ter Draft Finished</w:t>
             </w:r>
           </w:p>
         </w:tc>
